--- a/templates/approval_note.docx
+++ b/templates/approval_note.docx
@@ -419,6 +419,15 @@
       </w:tr>
     </w:tbl>
     <w:p>
+      <w:r>
+        <w:rPr>
+          <w:i/>
+          <w:sz w:val="18"/>
+        </w:rPr>
+        <w:t>{{sop_note}}</w:t>
+      </w:r>
+    </w:p>
+    <w:p>
       <w:pPr>
         <w:pStyle w:val="Heading1"/>
       </w:pPr>
